--- a/word_templates/FM_LD_IP_s_2017_POST.docx
+++ b/word_templates/FM_LD_IP_s_2017_POST.docx
@@ -1,6 +1,6 @@
 
 <file path=word/document.xml><?xml version="1.0" encoding="utf-8"?>
-<w:document xmlns:wpc="http://schemas.microsoft.com/office/word/2010/wordprocessingCanvas" xmlns:cx="http://schemas.microsoft.com/office/drawing/2014/chartex" xmlns:cx1="http://schemas.microsoft.com/office/drawing/2015/9/8/chartex" xmlns:mc="http://schemas.openxmlformats.org/markup-compatibility/2006" xmlns:o="urn:schemas-microsoft-com:office:office" xmlns:r="http://schemas.openxmlformats.org/officeDocument/2006/relationships" xmlns:m="http://schemas.openxmlformats.org/officeDocument/2006/math" xmlns:v="urn:schemas-microsoft-com:vml" xmlns:wp14="http://schemas.microsoft.com/office/word/2010/wordprocessingDrawing" xmlns:wp="http://schemas.openxmlformats.org/drawingml/2006/wordprocessingDrawing" xmlns:w10="urn:schemas-microsoft-com:office:word" xmlns:w="http://schemas.openxmlformats.org/wordprocessingml/2006/main" xmlns:w14="http://schemas.microsoft.com/office/word/2010/wordml" xmlns:w15="http://schemas.microsoft.com/office/word/2012/wordml" xmlns:w16se="http://schemas.microsoft.com/office/word/2015/wordml/symex" xmlns:wpg="http://schemas.microsoft.com/office/word/2010/wordprocessingGroup" xmlns:wpi="http://schemas.microsoft.com/office/word/2010/wordprocessingInk" xmlns:wne="http://schemas.microsoft.com/office/word/2006/wordml" xmlns:wps="http://schemas.microsoft.com/office/word/2010/wordprocessingShape" mc:Ignorable="w14 w15 w16se wp14">
+<w:document xmlns:wpc="http://schemas.microsoft.com/office/word/2010/wordprocessingCanvas" xmlns:cx="http://schemas.microsoft.com/office/drawing/2014/chartex" xmlns:cx1="http://schemas.microsoft.com/office/drawing/2015/9/8/chartex" xmlns:cx2="http://schemas.microsoft.com/office/drawing/2015/10/21/chartex" xmlns:cx3="http://schemas.microsoft.com/office/drawing/2016/5/9/chartex" xmlns:cx4="http://schemas.microsoft.com/office/drawing/2016/5/10/chartex" xmlns:cx5="http://schemas.microsoft.com/office/drawing/2016/5/11/chartex" xmlns:cx6="http://schemas.microsoft.com/office/drawing/2016/5/12/chartex" xmlns:cx7="http://schemas.microsoft.com/office/drawing/2016/5/13/chartex" xmlns:cx8="http://schemas.microsoft.com/office/drawing/2016/5/14/chartex" xmlns:mc="http://schemas.openxmlformats.org/markup-compatibility/2006" xmlns:aink="http://schemas.microsoft.com/office/drawing/2016/ink" xmlns:am3d="http://schemas.microsoft.com/office/drawing/2017/model3d" xmlns:o="urn:schemas-microsoft-com:office:office" xmlns:oel="http://schemas.microsoft.com/office/2019/extlst" xmlns:r="http://schemas.openxmlformats.org/officeDocument/2006/relationships" xmlns:m="http://schemas.openxmlformats.org/officeDocument/2006/math" xmlns:v="urn:schemas-microsoft-com:vml" xmlns:wp14="http://schemas.microsoft.com/office/word/2010/wordprocessingDrawing" xmlns:wp="http://schemas.openxmlformats.org/drawingml/2006/wordprocessingDrawing" xmlns:w10="urn:schemas-microsoft-com:office:word" xmlns:w="http://schemas.openxmlformats.org/wordprocessingml/2006/main" xmlns:w14="http://schemas.microsoft.com/office/word/2010/wordml" xmlns:w15="http://schemas.microsoft.com/office/word/2012/wordml" xmlns:w16cex="http://schemas.microsoft.com/office/word/2018/wordml/cex" xmlns:w16cid="http://schemas.microsoft.com/office/word/2016/wordml/cid" xmlns:w16="http://schemas.microsoft.com/office/word/2018/wordml" xmlns:w16sdtdh="http://schemas.microsoft.com/office/word/2020/wordml/sdtdatahash" xmlns:w16se="http://schemas.microsoft.com/office/word/2015/wordml/symex" xmlns:wpg="http://schemas.microsoft.com/office/word/2010/wordprocessingGroup" xmlns:wpi="http://schemas.microsoft.com/office/word/2010/wordprocessingInk" xmlns:wne="http://schemas.microsoft.com/office/word/2006/wordml" xmlns:wps="http://schemas.microsoft.com/office/word/2010/wordprocessingShape" mc:Ignorable="w14 w15 w16se w16cid w16 w16cex w16sdtdh wp14">
   <w:body>
     <w:p>
       <w:pPr>
@@ -211,27 +211,7 @@
           <w:sz w:val="21"/>
           <w:szCs w:val="21"/>
         </w:rPr>
-        <w:t>Общество с ограниченной ответственностью «</w:t>
-      </w:r>
-      <w:proofErr w:type="spellStart"/>
-      <w:r>
-        <w:rPr>
-          <w:rFonts w:ascii="Times New Roman" w:eastAsia="Times New Roman" w:hAnsi="Times New Roman" w:cs="Times New Roman"/>
-          <w:b/>
-          <w:sz w:val="21"/>
-          <w:szCs w:val="21"/>
-        </w:rPr>
-        <w:t>ФорМакс</w:t>
-      </w:r>
-      <w:proofErr w:type="spellEnd"/>
-      <w:r>
-        <w:rPr>
-          <w:rFonts w:ascii="Times New Roman" w:eastAsia="Times New Roman" w:hAnsi="Times New Roman" w:cs="Times New Roman"/>
-          <w:b/>
-          <w:sz w:val="21"/>
-          <w:szCs w:val="21"/>
-        </w:rPr>
-        <w:t>»</w:t>
+        <w:t>Общество с ограниченной ответственностью «ФорМакс»</w:t>
       </w:r>
       <w:r>
         <w:rPr>
@@ -280,22 +260,8 @@
           <w:szCs w:val="21"/>
           <w:shd w:val="clear" w:color="auto" w:fill="FFFFFF"/>
         </w:rPr>
-        <w:t xml:space="preserve">ой Риммы </w:t>
-      </w:r>
-      <w:proofErr w:type="spellStart"/>
-      <w:r>
-        <w:rPr>
-          <w:rStyle w:val="s1"/>
-          <w:rFonts w:ascii="Times New Roman" w:hAnsi="Times New Roman" w:cs="Times New Roman"/>
-          <w:b/>
-          <w:bCs/>
-          <w:sz w:val="21"/>
-          <w:szCs w:val="21"/>
-          <w:shd w:val="clear" w:color="auto" w:fill="FFFFFF"/>
-        </w:rPr>
-        <w:t>Ринатовны</w:t>
-      </w:r>
-      <w:proofErr w:type="spellEnd"/>
+        <w:t>ой Риммы Ринатовны</w:t>
+      </w:r>
       <w:r>
         <w:rPr>
           <w:rFonts w:ascii="Times New Roman" w:hAnsi="Times New Roman"/>
@@ -977,25 +943,7 @@
           <w:sz w:val="21"/>
           <w:szCs w:val="21"/>
         </w:rPr>
-        <w:t xml:space="preserve"> – обособленные территории/ помещения, принадлежащие Лицензиату на праве собственности, аренды или ином </w:t>
-      </w:r>
-      <w:proofErr w:type="gramStart"/>
-      <w:r>
-        <w:rPr>
-          <w:rFonts w:ascii="Times New Roman" w:eastAsia="Times New Roman" w:hAnsi="Times New Roman" w:cs="Times New Roman"/>
-          <w:sz w:val="21"/>
-          <w:szCs w:val="21"/>
-        </w:rPr>
-        <w:t>вещном</w:t>
-      </w:r>
-      <w:proofErr w:type="gramEnd"/>
-      <w:r>
-        <w:rPr>
-          <w:rFonts w:ascii="Times New Roman" w:eastAsia="Times New Roman" w:hAnsi="Times New Roman" w:cs="Times New Roman"/>
-          <w:sz w:val="21"/>
-          <w:szCs w:val="21"/>
-        </w:rPr>
-        <w:t xml:space="preserve"> или обязательственном праве, на которых по условиям настоящего Договора осуществляется использование ПО и включенной в его состав Базы данных. </w:t>
+        <w:t xml:space="preserve"> – обособленные территории/ помещения, принадлежащие Лицензиату на праве собственности, аренды или ином вещном или обязательственном праве, на которых по условиям настоящего Договора осуществляется использование ПО и включенной в его состав Базы данных. </w:t>
       </w:r>
     </w:p>
     <w:p>
@@ -1097,25 +1045,7 @@
           <w:sz w:val="21"/>
           <w:szCs w:val="21"/>
         </w:rPr>
-        <w:t xml:space="preserve"> - совокупность параметров предоставления доступа к ПО и Базе данных в составе ПО </w:t>
-      </w:r>
-      <w:proofErr w:type="spellStart"/>
-      <w:r>
-        <w:rPr>
-          <w:rFonts w:ascii="Times New Roman" w:eastAsia="Times New Roman" w:hAnsi="Times New Roman" w:cs="Times New Roman"/>
-          <w:sz w:val="21"/>
-          <w:szCs w:val="21"/>
-        </w:rPr>
-        <w:t>по</w:t>
-      </w:r>
-      <w:proofErr w:type="spellEnd"/>
-      <w:r>
-        <w:rPr>
-          <w:rFonts w:ascii="Times New Roman" w:eastAsia="Times New Roman" w:hAnsi="Times New Roman" w:cs="Times New Roman"/>
-          <w:sz w:val="21"/>
-          <w:szCs w:val="21"/>
-        </w:rPr>
-        <w:t xml:space="preserve"> настоящему Договору, описанных в Пользовательском соглашении, размещенном на сайте </w:t>
+        <w:t xml:space="preserve"> - совокупность параметров предоставления доступа к ПО и Базе данных в составе ПО по настоящему Договору, описанных в Пользовательском соглашении, размещенном на сайте </w:t>
       </w:r>
       <w:hyperlink r:id="rId9">
         <w:r>
@@ -1211,25 +1141,7 @@
           <w:sz w:val="21"/>
           <w:szCs w:val="21"/>
         </w:rPr>
-        <w:t>право использования ПО и Базы данных в составе ПО на условиях, предусмотренных выбранным(и) Лицензиатом Лицензионным(и) пакетом(</w:t>
-      </w:r>
-      <w:proofErr w:type="spellStart"/>
-      <w:r>
-        <w:rPr>
-          <w:rFonts w:ascii="Times New Roman" w:eastAsia="Times New Roman" w:hAnsi="Times New Roman" w:cs="Times New Roman"/>
-          <w:sz w:val="21"/>
-          <w:szCs w:val="21"/>
-        </w:rPr>
-        <w:t>ами</w:t>
-      </w:r>
-      <w:proofErr w:type="spellEnd"/>
-      <w:r>
-        <w:rPr>
-          <w:rFonts w:ascii="Times New Roman" w:eastAsia="Times New Roman" w:hAnsi="Times New Roman" w:cs="Times New Roman"/>
-          <w:sz w:val="21"/>
-          <w:szCs w:val="21"/>
-        </w:rPr>
-        <w:t>) и Договором.</w:t>
+        <w:t>право использования ПО и Базы данных в составе ПО на условиях, предусмотренных выбранным(и) Лицензиатом Лицензионным(и) пакетом(ами) и Договором.</w:t>
       </w:r>
       <w:r>
         <w:rPr>
@@ -1413,25 +1325,7 @@
           <w:sz w:val="21"/>
           <w:szCs w:val="21"/>
         </w:rPr>
-        <w:t xml:space="preserve">- юридическое лицо или индивидуальный предприниматель, принявший условия настоящего Договора, который осуществляет деятельность на территории/в помещении Объектов, принадлежащих Лицензиату на праве собственности, аренды или ином </w:t>
-      </w:r>
-      <w:proofErr w:type="gramStart"/>
-      <w:r>
-        <w:rPr>
-          <w:rFonts w:ascii="Times New Roman" w:eastAsia="Times New Roman" w:hAnsi="Times New Roman" w:cs="Times New Roman"/>
-          <w:sz w:val="21"/>
-          <w:szCs w:val="21"/>
-        </w:rPr>
-        <w:t>вещном</w:t>
-      </w:r>
-      <w:proofErr w:type="gramEnd"/>
-      <w:r>
-        <w:rPr>
-          <w:rFonts w:ascii="Times New Roman" w:eastAsia="Times New Roman" w:hAnsi="Times New Roman" w:cs="Times New Roman"/>
-          <w:sz w:val="21"/>
-          <w:szCs w:val="21"/>
-        </w:rPr>
-        <w:t xml:space="preserve"> или обязательственном праве.</w:t>
+        <w:t>- юридическое лицо или индивидуальный предприниматель, принявший условия настоящего Договора, который осуществляет деятельность на территории/в помещении Объектов, принадлежащих Лицензиату на праве собственности, аренды или ином вещном или обязательственном праве.</w:t>
       </w:r>
     </w:p>
     <w:p>
@@ -2059,25 +1953,7 @@
           <w:sz w:val="21"/>
           <w:szCs w:val="21"/>
         </w:rPr>
-        <w:t xml:space="preserve"> Размер вознаграждения за предоставление Лицензии на ПО и Базу данных в составе ПО </w:t>
-      </w:r>
-      <w:proofErr w:type="spellStart"/>
-      <w:r>
-        <w:rPr>
-          <w:rFonts w:ascii="Times New Roman" w:eastAsia="Times New Roman" w:hAnsi="Times New Roman" w:cs="Times New Roman"/>
-          <w:sz w:val="21"/>
-          <w:szCs w:val="21"/>
-        </w:rPr>
-        <w:t>по</w:t>
-      </w:r>
-      <w:proofErr w:type="spellEnd"/>
-      <w:r>
-        <w:rPr>
-          <w:rFonts w:ascii="Times New Roman" w:eastAsia="Times New Roman" w:hAnsi="Times New Roman" w:cs="Times New Roman"/>
-          <w:sz w:val="21"/>
-          <w:szCs w:val="21"/>
-        </w:rPr>
-        <w:t xml:space="preserve"> Договору (лицензионное вознаграждение) по каждому Лицензионному пакету рассчитывается исходя из количества и </w:t>
+        <w:t xml:space="preserve"> Размер вознаграждения за предоставление Лицензии на ПО и Базу данных в составе ПО по Договору (лицензионное вознаграждение) по каждому Лицензионному пакету рассчитывается исходя из количества и </w:t>
       </w:r>
       <w:r>
         <w:rPr>
@@ -2137,16 +2013,7 @@
           <w:sz w:val="21"/>
           <w:szCs w:val="21"/>
         </w:rPr>
-        <w:t xml:space="preserve">Сторонами согласовано, что в случае использования Лицензиатом в составе подборок Базы </w:t>
-      </w:r>
-      <w:proofErr w:type="gramStart"/>
-      <w:r>
-        <w:rPr>
-          <w:rFonts w:ascii="Times New Roman" w:eastAsia="Times New Roman" w:hAnsi="Times New Roman" w:cs="Times New Roman"/>
-          <w:sz w:val="21"/>
-          <w:szCs w:val="21"/>
-        </w:rPr>
-        <w:t xml:space="preserve">данных </w:t>
+        <w:t xml:space="preserve">Сторонами согласовано, что в случае использования Лицензиатом в составе подборок Базы данных </w:t>
       </w:r>
       <w:r>
         <w:rPr>
@@ -2154,16 +2021,7 @@
           <w:sz w:val="22"/>
           <w:szCs w:val="22"/>
         </w:rPr>
-        <w:t>в составе ПО</w:t>
-      </w:r>
-      <w:proofErr w:type="gramEnd"/>
-      <w:r>
-        <w:rPr>
-          <w:rFonts w:ascii="Times New Roman" w:eastAsia="Times New Roman" w:hAnsi="Times New Roman" w:cs="Times New Roman"/>
-          <w:sz w:val="22"/>
-          <w:szCs w:val="22"/>
-        </w:rPr>
-        <w:t xml:space="preserve"> </w:t>
+        <w:t xml:space="preserve">в составе ПО </w:t>
       </w:r>
       <w:r>
         <w:rPr>
@@ -3103,61 +2961,7 @@
           <w:sz w:val="21"/>
           <w:szCs w:val="21"/>
         </w:rPr>
-        <w:t xml:space="preserve">отчета в электронной форме в формате </w:t>
-      </w:r>
-      <w:proofErr w:type="spellStart"/>
-      <w:r>
-        <w:rPr>
-          <w:rFonts w:ascii="Times New Roman" w:eastAsia="Times New Roman" w:hAnsi="Times New Roman" w:cs="Times New Roman"/>
-          <w:sz w:val="21"/>
-          <w:szCs w:val="21"/>
-        </w:rPr>
-        <w:t>Excel</w:t>
-      </w:r>
-      <w:proofErr w:type="spellEnd"/>
-      <w:r>
-        <w:rPr>
-          <w:rFonts w:ascii="Times New Roman" w:eastAsia="Times New Roman" w:hAnsi="Times New Roman" w:cs="Times New Roman"/>
-          <w:sz w:val="21"/>
-          <w:szCs w:val="21"/>
-        </w:rPr>
-        <w:t xml:space="preserve"> (или совместимом формате) с возможностью его открытия и копирования данных из файла при использовании стандартных электронных продуктов </w:t>
-      </w:r>
-      <w:proofErr w:type="spellStart"/>
-      <w:r>
-        <w:rPr>
-          <w:rFonts w:ascii="Times New Roman" w:eastAsia="Times New Roman" w:hAnsi="Times New Roman" w:cs="Times New Roman"/>
-          <w:sz w:val="21"/>
-          <w:szCs w:val="21"/>
-        </w:rPr>
-        <w:t>M.Office</w:t>
-      </w:r>
-      <w:proofErr w:type="spellEnd"/>
-      <w:r>
-        <w:rPr>
-          <w:rFonts w:ascii="Times New Roman" w:eastAsia="Times New Roman" w:hAnsi="Times New Roman" w:cs="Times New Roman"/>
-          <w:sz w:val="21"/>
-          <w:szCs w:val="21"/>
-        </w:rPr>
-        <w:t xml:space="preserve">. Лицензиар оставляет за собой право не принимать вышеуказанный отчет в формате </w:t>
-      </w:r>
-      <w:proofErr w:type="spellStart"/>
-      <w:r>
-        <w:rPr>
-          <w:rFonts w:ascii="Times New Roman" w:eastAsia="Times New Roman" w:hAnsi="Times New Roman" w:cs="Times New Roman"/>
-          <w:sz w:val="21"/>
-          <w:szCs w:val="21"/>
-        </w:rPr>
-        <w:t>Excel</w:t>
-      </w:r>
-      <w:proofErr w:type="spellEnd"/>
-      <w:r>
-        <w:rPr>
-          <w:rFonts w:ascii="Times New Roman" w:eastAsia="Times New Roman" w:hAnsi="Times New Roman" w:cs="Times New Roman"/>
-          <w:sz w:val="21"/>
-          <w:szCs w:val="21"/>
-        </w:rPr>
-        <w:t xml:space="preserve"> (или совместимом формате), если использование (исполнение) указанных в нем музыкальных произведений, фонограмм происходило без использования ПО и Базы данных в составе ПО, и не обязан выплачивать вознаграждение Правообладателям таких произведений и ОКУП</w:t>
+        <w:t>отчета в электронной форме в формате Excel (или совместимом формате) с возможностью его открытия и копирования данных из файла при использовании стандартных электронных продуктов M.Office. Лицензиар оставляет за собой право не принимать вышеуказанный отчет в формате Excel (или совместимом формате), если использование (исполнение) указанных в нем музыкальных произведений, фонограмм происходило без использования ПО и Базы данных в составе ПО, и не обязан выплачивать вознаграждение Правообладателям таких произведений и ОКУП</w:t>
       </w:r>
       <w:r>
         <w:rPr>
@@ -4304,25 +4108,7 @@
           <w:sz w:val="21"/>
           <w:szCs w:val="21"/>
         </w:rPr>
-        <w:t xml:space="preserve">Все неурегулированные споры между Сторонами подлежат рассмотрению в Арбитражном суде </w:t>
-      </w:r>
-      <w:proofErr w:type="spellStart"/>
-      <w:r>
-        <w:rPr>
-          <w:rFonts w:ascii="Times New Roman" w:eastAsia="Times New Roman" w:hAnsi="Times New Roman" w:cs="Times New Roman"/>
-          <w:sz w:val="21"/>
-          <w:szCs w:val="21"/>
-        </w:rPr>
-        <w:t>г.Москвы</w:t>
-      </w:r>
-      <w:proofErr w:type="spellEnd"/>
-      <w:r>
-        <w:rPr>
-          <w:rFonts w:ascii="Times New Roman" w:eastAsia="Times New Roman" w:hAnsi="Times New Roman" w:cs="Times New Roman"/>
-          <w:sz w:val="21"/>
-          <w:szCs w:val="21"/>
-        </w:rPr>
-        <w:t xml:space="preserve"> в соответствии с требованиями действующего законодательства Российской Федерации.</w:t>
+        <w:t>Все неурегулированные споры между Сторонами подлежат рассмотрению в Арбитражном суде г.Москвы в соответствии с требованиями действующего законодательства Российской Федерации.</w:t>
       </w:r>
     </w:p>
     <w:p>
@@ -4486,25 +4272,7 @@
           <w:sz w:val="21"/>
           <w:szCs w:val="21"/>
         </w:rPr>
-        <w:t>полный доступ к ПО и Базе данных в составе ПО до поступления соответствующих денежных средств (до полного погашения дебиторской задолженности) на расчетный счет Лицензиара, с сохранением на срок 60 (шестидесяти) календарных дней ограниченного доступа к Личному кабинету пользователя – разделу «Документы» и разделам, позволяющим сформировать новый Лицензионный пакет, запросить счёт или перейти в раздел оплаты он-</w:t>
-      </w:r>
-      <w:proofErr w:type="spellStart"/>
-      <w:r>
-        <w:rPr>
-          <w:rFonts w:ascii="Times New Roman" w:eastAsia="Times New Roman" w:hAnsi="Times New Roman" w:cs="Times New Roman"/>
-          <w:sz w:val="21"/>
-          <w:szCs w:val="21"/>
-        </w:rPr>
-        <w:t>лайн</w:t>
-      </w:r>
-      <w:proofErr w:type="spellEnd"/>
-      <w:r>
-        <w:rPr>
-          <w:rFonts w:ascii="Times New Roman" w:eastAsia="Times New Roman" w:hAnsi="Times New Roman" w:cs="Times New Roman"/>
-          <w:sz w:val="21"/>
-          <w:szCs w:val="21"/>
-        </w:rPr>
-        <w:t xml:space="preserve"> и произвести оплату лицензионного вознаграждения. По истечении указанного срока доступ к Личному кабинету пользователя </w:t>
+        <w:t xml:space="preserve">полный доступ к ПО и Базе данных в составе ПО до поступления соответствующих денежных средств (до полного погашения дебиторской задолженности) на расчетный счет Лицензиара, с сохранением на срок 60 (шестидесяти) календарных дней ограниченного доступа к Личному кабинету пользователя – разделу «Документы» и разделам, позволяющим сформировать новый Лицензионный пакет, запросить счёт или перейти в раздел оплаты он-лайн и произвести оплату лицензионного вознаграждения. По истечении указанного срока доступ к Личному кабинету пользователя </w:t>
       </w:r>
       <w:r>
         <w:rPr>
@@ -5391,25 +5159,7 @@
           <w:sz w:val="21"/>
           <w:szCs w:val="21"/>
         </w:rPr>
-        <w:t xml:space="preserve">В случае досрочного расторжения Договора согласно п. 6.1.1. </w:t>
-      </w:r>
-      <w:proofErr w:type="gramStart"/>
-      <w:r>
-        <w:rPr>
-          <w:rFonts w:ascii="Times New Roman" w:eastAsia="Times New Roman" w:hAnsi="Times New Roman" w:cs="Times New Roman"/>
-          <w:sz w:val="21"/>
-          <w:szCs w:val="21"/>
-        </w:rPr>
-        <w:t>Договора</w:t>
-      </w:r>
-      <w:proofErr w:type="gramEnd"/>
-      <w:r>
-        <w:rPr>
-          <w:rFonts w:ascii="Times New Roman" w:eastAsia="Times New Roman" w:hAnsi="Times New Roman" w:cs="Times New Roman"/>
-          <w:sz w:val="21"/>
-          <w:szCs w:val="21"/>
-        </w:rPr>
-        <w:t xml:space="preserve"> никакие уплаченные Лицензиатом суммы возврату не подлежат</w:t>
+        <w:t>В случае досрочного расторжения Договора согласно п. 6.1.1. Договора никакие уплаченные Лицензиатом суммы возврату не подлежат</w:t>
       </w:r>
       <w:r>
         <w:rPr>
@@ -7525,25 +7275,7 @@
                 <w:sz w:val="21"/>
                 <w:szCs w:val="21"/>
               </w:rPr>
-              <w:t xml:space="preserve">Место нахождения: 123060, г. Москва, </w:t>
-            </w:r>
-            <w:proofErr w:type="spellStart"/>
-            <w:r>
-              <w:rPr>
-                <w:rFonts w:ascii="Times New Roman" w:eastAsia="Times New Roman" w:hAnsi="Times New Roman" w:cs="Times New Roman"/>
-                <w:sz w:val="21"/>
-                <w:szCs w:val="21"/>
-              </w:rPr>
-              <w:t>вн</w:t>
-            </w:r>
-            <w:proofErr w:type="spellEnd"/>
-            <w:r>
-              <w:rPr>
-                <w:rFonts w:ascii="Times New Roman" w:eastAsia="Times New Roman" w:hAnsi="Times New Roman" w:cs="Times New Roman"/>
-                <w:sz w:val="21"/>
-                <w:szCs w:val="21"/>
-              </w:rPr>
-              <w:t xml:space="preserve">. тер. г. муниципальный округ Щукино, ул. Расплетина, д.12, к.1. </w:t>
+              <w:t xml:space="preserve">Место нахождения: 123060, г. Москва, вн. тер. г. муниципальный округ Щукино, ул. Расплетина, д.12, к.1 </w:t>
             </w:r>
           </w:p>
         </w:tc>
@@ -7822,7 +7554,6 @@
                 </w:rPr>
                 <w:t>@</w:t>
               </w:r>
-              <w:proofErr w:type="spellStart"/>
               <w:r>
                 <w:rPr>
                   <w:rStyle w:val="af5"/>
@@ -7834,7 +7565,6 @@
                 </w:rPr>
                 <w:t>fonmix</w:t>
               </w:r>
-              <w:proofErr w:type="spellEnd"/>
               <w:r>
                 <w:rPr>
                   <w:rStyle w:val="af5"/>
@@ -7845,7 +7575,6 @@
                 </w:rPr>
                 <w:t>.</w:t>
               </w:r>
-              <w:proofErr w:type="spellStart"/>
               <w:r>
                 <w:rPr>
                   <w:rStyle w:val="af5"/>
@@ -7857,7 +7586,6 @@
                 </w:rPr>
                 <w:t>ru</w:t>
               </w:r>
-              <w:proofErr w:type="spellEnd"/>
             </w:hyperlink>
           </w:p>
           <w:p>
@@ -9301,36 +9029,8 @@
           <w:sz w:val="19"/>
           <w:szCs w:val="19"/>
         </w:rPr>
-        <w:t xml:space="preserve">- в случае невозможности получения Лицензиаром отчетов об использовании музыкальных произведений, фонограмм в подборках РИД в составе Базы данных в связи со сбоем в работе ПО и/или Базы данных в составе ПО либо отсутствием подключения на каком-либо Объекте ПО к сети Интернет, что может привести к невозможности формирования и отправки вышеуказанных отчетов Правообладателям и/или в ОКУП в автоматическом режиме, загрузить вышеуказанный отчет в Личный кабинет пользователя в виде вложения отчета в электронной форме в формате </w:t>
-      </w:r>
-      <w:proofErr w:type="spellStart"/>
-      <w:r>
-        <w:rPr>
-          <w:rFonts w:ascii="Times New Roman" w:eastAsia="Times New Roman" w:hAnsi="Times New Roman" w:cs="Times New Roman"/>
-          <w:sz w:val="19"/>
-          <w:szCs w:val="19"/>
-        </w:rPr>
-        <w:t>Excel</w:t>
-      </w:r>
-      <w:proofErr w:type="spellEnd"/>
-      <w:r>
-        <w:rPr>
-          <w:rFonts w:ascii="Times New Roman" w:eastAsia="Times New Roman" w:hAnsi="Times New Roman" w:cs="Times New Roman"/>
-          <w:sz w:val="19"/>
-          <w:szCs w:val="19"/>
-        </w:rPr>
-        <w:t xml:space="preserve"> (или совместимом формате) с возможностью его открытия и копирования данных из файла при использовании стандартных электронных продуктов </w:t>
-      </w:r>
-      <w:proofErr w:type="spellStart"/>
-      <w:r>
-        <w:rPr>
-          <w:rFonts w:ascii="Times New Roman" w:eastAsia="Times New Roman" w:hAnsi="Times New Roman" w:cs="Times New Roman"/>
-          <w:sz w:val="19"/>
-          <w:szCs w:val="19"/>
-        </w:rPr>
-        <w:t>M.Office</w:t>
-      </w:r>
-      <w:proofErr w:type="spellEnd"/>
+        <w:t>- в случае невозможности получения Лицензиаром отчетов об использовании музыкальных произведений, фонограмм в подборках РИД в составе Базы данных в связи со сбоем в работе ПО и/или Базы данных в составе ПО либо отсутствием подключения на каком-либо Объекте ПО к сети Интернет, что может привести к невозможности формирования и отправки вышеуказанных отчетов Правообладателям и/или в ОКУП в автоматическом режиме, загрузить вышеуказанный отчет в Личный кабинет пользователя в виде вложения отчета в электронной форме в формате Excel (или совместимом формате) с возможностью его открытия и копирования данных из файла при использовании стандартных электронных продуктов M.Office</w:t>
+      </w:r>
       <w:r>
         <w:rPr>
           <w:rFonts w:ascii="Times New Roman" w:eastAsia="Times New Roman" w:hAnsi="Times New Roman" w:cs="Times New Roman"/>
@@ -9517,61 +9217,7 @@
           <w:sz w:val="19"/>
           <w:szCs w:val="19"/>
         </w:rPr>
-        <w:t xml:space="preserve">Плеер может быть установлен на операционные системы </w:t>
-      </w:r>
-      <w:proofErr w:type="spellStart"/>
-      <w:r>
-        <w:rPr>
-          <w:rFonts w:ascii="Times New Roman" w:eastAsia="Times New Roman" w:hAnsi="Times New Roman" w:cs="Times New Roman"/>
-          <w:sz w:val="19"/>
-          <w:szCs w:val="19"/>
-        </w:rPr>
-        <w:t>Android</w:t>
-      </w:r>
-      <w:proofErr w:type="spellEnd"/>
-      <w:r>
-        <w:rPr>
-          <w:rFonts w:ascii="Times New Roman" w:eastAsia="Times New Roman" w:hAnsi="Times New Roman" w:cs="Times New Roman"/>
-          <w:sz w:val="19"/>
-          <w:szCs w:val="19"/>
-        </w:rPr>
-        <w:t xml:space="preserve">, </w:t>
-      </w:r>
-      <w:proofErr w:type="spellStart"/>
-      <w:r>
-        <w:rPr>
-          <w:rFonts w:ascii="Times New Roman" w:eastAsia="Times New Roman" w:hAnsi="Times New Roman" w:cs="Times New Roman"/>
-          <w:sz w:val="19"/>
-          <w:szCs w:val="19"/>
-        </w:rPr>
-        <w:t>Windows</w:t>
-      </w:r>
-      <w:proofErr w:type="spellEnd"/>
-      <w:r>
-        <w:rPr>
-          <w:rFonts w:ascii="Times New Roman" w:eastAsia="Times New Roman" w:hAnsi="Times New Roman" w:cs="Times New Roman"/>
-          <w:sz w:val="19"/>
-          <w:szCs w:val="19"/>
-        </w:rPr>
-        <w:t xml:space="preserve">, </w:t>
-      </w:r>
-      <w:proofErr w:type="spellStart"/>
-      <w:r>
-        <w:rPr>
-          <w:rFonts w:ascii="Times New Roman" w:eastAsia="Times New Roman" w:hAnsi="Times New Roman" w:cs="Times New Roman"/>
-          <w:sz w:val="19"/>
-          <w:szCs w:val="19"/>
-        </w:rPr>
-        <w:t>Linux</w:t>
-      </w:r>
-      <w:proofErr w:type="spellEnd"/>
-      <w:r>
-        <w:rPr>
-          <w:rFonts w:ascii="Times New Roman" w:eastAsia="Times New Roman" w:hAnsi="Times New Roman" w:cs="Times New Roman"/>
-          <w:sz w:val="19"/>
-          <w:szCs w:val="19"/>
-        </w:rPr>
-        <w:t xml:space="preserve"> на оборудование (устройства) Лицензиата;</w:t>
+        <w:t>Плеер может быть установлен на операционные системы Android, Windows, Linux на оборудование (устройства) Лицензиата;</w:t>
       </w:r>
     </w:p>
     <w:p>
@@ -9601,43 +9247,7 @@
           <w:sz w:val="19"/>
           <w:szCs w:val="19"/>
         </w:rPr>
-        <w:t xml:space="preserve">Плеер может быть установлен на </w:t>
-      </w:r>
-      <w:proofErr w:type="spellStart"/>
-      <w:r>
-        <w:rPr>
-          <w:rFonts w:ascii="Times New Roman" w:eastAsia="Times New Roman" w:hAnsi="Times New Roman" w:cs="Times New Roman"/>
-          <w:sz w:val="19"/>
-          <w:szCs w:val="19"/>
-        </w:rPr>
-        <w:t>FMBox</w:t>
-      </w:r>
-      <w:proofErr w:type="spellEnd"/>
-      <w:r>
-        <w:rPr>
-          <w:rFonts w:ascii="Times New Roman" w:eastAsia="Times New Roman" w:hAnsi="Times New Roman" w:cs="Times New Roman"/>
-          <w:sz w:val="19"/>
-          <w:szCs w:val="19"/>
-        </w:rPr>
-        <w:t xml:space="preserve"> – техническое устройство с предустановленной платформой ОС </w:t>
-      </w:r>
-      <w:proofErr w:type="spellStart"/>
-      <w:r>
-        <w:rPr>
-          <w:rFonts w:ascii="Times New Roman" w:eastAsia="Times New Roman" w:hAnsi="Times New Roman" w:cs="Times New Roman"/>
-          <w:sz w:val="19"/>
-          <w:szCs w:val="19"/>
-        </w:rPr>
-        <w:t>Android</w:t>
-      </w:r>
-      <w:proofErr w:type="spellEnd"/>
-      <w:r>
-        <w:rPr>
-          <w:rFonts w:ascii="Times New Roman" w:eastAsia="Times New Roman" w:hAnsi="Times New Roman" w:cs="Times New Roman"/>
-          <w:sz w:val="19"/>
-          <w:szCs w:val="19"/>
-        </w:rPr>
-        <w:t>;</w:t>
+        <w:t>Плеер может быть установлен на FMBox – техническое устройство с предустановленной платформой ОС Android;</w:t>
       </w:r>
     </w:p>
     <w:p>
@@ -10034,7 +9644,6 @@
         </w:rPr>
         <w:t xml:space="preserve">Стандартные требования для подключения </w:t>
       </w:r>
-      <w:proofErr w:type="spellStart"/>
       <w:r>
         <w:rPr>
           <w:rFonts w:ascii="Times New Roman" w:eastAsia="Times New Roman" w:hAnsi="Times New Roman" w:cs="Times New Roman"/>
@@ -10044,7 +9653,6 @@
         </w:rPr>
         <w:t>FMBox</w:t>
       </w:r>
-      <w:proofErr w:type="spellEnd"/>
       <w:r>
         <w:rPr>
           <w:rFonts w:ascii="Times New Roman" w:eastAsia="Times New Roman" w:hAnsi="Times New Roman" w:cs="Times New Roman"/>
@@ -10160,25 +9768,7 @@
           <w:sz w:val="19"/>
           <w:szCs w:val="19"/>
         </w:rPr>
-        <w:t xml:space="preserve">расстояние от места установки FM </w:t>
-      </w:r>
-      <w:proofErr w:type="spellStart"/>
-      <w:r>
-        <w:rPr>
-          <w:rFonts w:ascii="Times New Roman" w:eastAsia="Times New Roman" w:hAnsi="Times New Roman" w:cs="Times New Roman"/>
-          <w:sz w:val="19"/>
-          <w:szCs w:val="19"/>
-        </w:rPr>
-        <w:t>Box</w:t>
-      </w:r>
-      <w:proofErr w:type="spellEnd"/>
-      <w:r>
-        <w:rPr>
-          <w:rFonts w:ascii="Times New Roman" w:eastAsia="Times New Roman" w:hAnsi="Times New Roman" w:cs="Times New Roman"/>
-          <w:sz w:val="19"/>
-          <w:szCs w:val="19"/>
-        </w:rPr>
-        <w:t xml:space="preserve"> не более 1м.;</w:t>
+        <w:t>расстояние от места установки FM Box не более 1м.;</w:t>
       </w:r>
     </w:p>
     <w:p>
@@ -10240,61 +9830,7 @@
           <w:sz w:val="19"/>
           <w:szCs w:val="19"/>
         </w:rPr>
-        <w:t xml:space="preserve">наличие доступа в </w:t>
-      </w:r>
-      <w:proofErr w:type="spellStart"/>
-      <w:r>
-        <w:rPr>
-          <w:rFonts w:ascii="Times New Roman" w:eastAsia="Times New Roman" w:hAnsi="Times New Roman" w:cs="Times New Roman"/>
-          <w:sz w:val="19"/>
-          <w:szCs w:val="19"/>
-        </w:rPr>
-        <w:t>Internet</w:t>
-      </w:r>
-      <w:proofErr w:type="spellEnd"/>
-      <w:r>
-        <w:rPr>
-          <w:rFonts w:ascii="Times New Roman" w:eastAsia="Times New Roman" w:hAnsi="Times New Roman" w:cs="Times New Roman"/>
-          <w:sz w:val="19"/>
-          <w:szCs w:val="19"/>
-        </w:rPr>
-        <w:t xml:space="preserve"> – либо </w:t>
-      </w:r>
-      <w:proofErr w:type="spellStart"/>
-      <w:r>
-        <w:rPr>
-          <w:rFonts w:ascii="Times New Roman" w:eastAsia="Times New Roman" w:hAnsi="Times New Roman" w:cs="Times New Roman"/>
-          <w:sz w:val="19"/>
-          <w:szCs w:val="19"/>
-        </w:rPr>
-        <w:t>WiFi</w:t>
-      </w:r>
-      <w:proofErr w:type="spellEnd"/>
-      <w:r>
-        <w:rPr>
-          <w:rFonts w:ascii="Times New Roman" w:eastAsia="Times New Roman" w:hAnsi="Times New Roman" w:cs="Times New Roman"/>
-          <w:sz w:val="19"/>
-          <w:szCs w:val="19"/>
-        </w:rPr>
-        <w:t xml:space="preserve">, либо </w:t>
-      </w:r>
-      <w:proofErr w:type="spellStart"/>
-      <w:r>
-        <w:rPr>
-          <w:rFonts w:ascii="Times New Roman" w:eastAsia="Times New Roman" w:hAnsi="Times New Roman" w:cs="Times New Roman"/>
-          <w:sz w:val="19"/>
-          <w:szCs w:val="19"/>
-        </w:rPr>
-        <w:t>Ethernet</w:t>
-      </w:r>
-      <w:proofErr w:type="spellEnd"/>
-      <w:r>
-        <w:rPr>
-          <w:rFonts w:ascii="Times New Roman" w:eastAsia="Times New Roman" w:hAnsi="Times New Roman" w:cs="Times New Roman"/>
-          <w:sz w:val="19"/>
-          <w:szCs w:val="19"/>
-        </w:rPr>
-        <w:t xml:space="preserve">. Поддерживается DHCP. Должны быть открыты </w:t>
+        <w:t xml:space="preserve">наличие доступа в Internet – либо WiFi, либо Ethernet. Поддерживается DHCP. Должны быть открыты </w:t>
       </w:r>
       <w:hyperlink r:id="rId17" w:history="1">
         <w:r>
@@ -10322,43 +9858,7 @@
           <w:sz w:val="19"/>
           <w:szCs w:val="19"/>
         </w:rPr>
-        <w:t xml:space="preserve"> по протоколам </w:t>
-      </w:r>
-      <w:proofErr w:type="spellStart"/>
-      <w:r>
-        <w:rPr>
-          <w:rFonts w:ascii="Times New Roman" w:eastAsia="Times New Roman" w:hAnsi="Times New Roman" w:cs="Times New Roman"/>
-          <w:sz w:val="19"/>
-          <w:szCs w:val="19"/>
-        </w:rPr>
-        <w:t>http</w:t>
-      </w:r>
-      <w:proofErr w:type="spellEnd"/>
-      <w:r>
-        <w:rPr>
-          <w:rFonts w:ascii="Times New Roman" w:eastAsia="Times New Roman" w:hAnsi="Times New Roman" w:cs="Times New Roman"/>
-          <w:sz w:val="19"/>
-          <w:szCs w:val="19"/>
-        </w:rPr>
-        <w:t xml:space="preserve"> и </w:t>
-      </w:r>
-      <w:proofErr w:type="spellStart"/>
-      <w:r>
-        <w:rPr>
-          <w:rFonts w:ascii="Times New Roman" w:eastAsia="Times New Roman" w:hAnsi="Times New Roman" w:cs="Times New Roman"/>
-          <w:sz w:val="19"/>
-          <w:szCs w:val="19"/>
-        </w:rPr>
-        <w:t>https</w:t>
-      </w:r>
-      <w:proofErr w:type="spellEnd"/>
-      <w:r>
-        <w:rPr>
-          <w:rFonts w:ascii="Times New Roman" w:eastAsia="Times New Roman" w:hAnsi="Times New Roman" w:cs="Times New Roman"/>
-          <w:sz w:val="19"/>
-          <w:szCs w:val="19"/>
-        </w:rPr>
-        <w:t xml:space="preserve"> (80 и 443 порты), NTP на 123 порт.</w:t>
+        <w:t xml:space="preserve"> по протоколам http и https (80 и 443 порты), NTP на 123 порт.</w:t>
       </w:r>
     </w:p>
     <w:p>
@@ -12074,6 +11574,8 @@
       <w:r>
         <w:rPr>
           <w:rFonts w:ascii="Times New Roman" w:hAnsi="Times New Roman" w:cs="Times New Roman"/>
+          <w:b/>
+          <w:bCs/>
           <w:sz w:val="21"/>
           <w:szCs w:val="21"/>
         </w:rPr>
@@ -12082,6 +11584,8 @@
       <w:r>
         <w:rPr>
           <w:rFonts w:ascii="Times New Roman" w:hAnsi="Times New Roman" w:cs="Times New Roman"/>
+          <w:b/>
+          <w:bCs/>
           <w:sz w:val="21"/>
           <w:szCs w:val="21"/>
         </w:rPr>
@@ -12090,6 +11594,8 @@
       <w:r>
         <w:rPr>
           <w:rFonts w:ascii="Times New Roman" w:hAnsi="Times New Roman" w:cs="Times New Roman"/>
+          <w:b/>
+          <w:bCs/>
           <w:sz w:val="21"/>
           <w:szCs w:val="21"/>
         </w:rPr>
@@ -12098,6 +11604,8 @@
       <w:r>
         <w:rPr>
           <w:rFonts w:ascii="Times New Roman" w:hAnsi="Times New Roman" w:cs="Times New Roman"/>
+          <w:b/>
+          <w:bCs/>
           <w:sz w:val="21"/>
           <w:szCs w:val="21"/>
         </w:rPr>
@@ -12106,6 +11614,8 @@
       <w:r>
         <w:rPr>
           <w:rFonts w:ascii="Times New Roman" w:hAnsi="Times New Roman" w:cs="Times New Roman"/>
+          <w:b/>
+          <w:bCs/>
           <w:sz w:val="21"/>
           <w:szCs w:val="21"/>
         </w:rPr>
@@ -12114,6 +11624,8 @@
       <w:r>
         <w:rPr>
           <w:rFonts w:ascii="Times New Roman" w:hAnsi="Times New Roman" w:cs="Times New Roman"/>
+          <w:b/>
+          <w:bCs/>
           <w:sz w:val="21"/>
           <w:szCs w:val="21"/>
         </w:rPr>
@@ -12122,6 +11634,8 @@
       <w:r>
         <w:rPr>
           <w:rFonts w:ascii="Times New Roman" w:hAnsi="Times New Roman" w:cs="Times New Roman"/>
+          <w:b/>
+          <w:bCs/>
           <w:sz w:val="21"/>
           <w:szCs w:val="21"/>
         </w:rPr>
@@ -12130,6 +11644,8 @@
       <w:r>
         <w:rPr>
           <w:rFonts w:ascii="Times New Roman" w:hAnsi="Times New Roman" w:cs="Times New Roman"/>
+          <w:b/>
+          <w:bCs/>
           <w:sz w:val="21"/>
           <w:szCs w:val="21"/>
         </w:rPr>
@@ -12138,6 +11654,8 @@
       <w:r>
         <w:rPr>
           <w:rFonts w:ascii="Times New Roman" w:hAnsi="Times New Roman" w:cs="Times New Roman"/>
+          <w:b/>
+          <w:bCs/>
           <w:sz w:val="21"/>
           <w:szCs w:val="21"/>
         </w:rPr>
@@ -12146,6 +11664,8 @@
       <w:r>
         <w:rPr>
           <w:rFonts w:ascii="Times New Roman" w:hAnsi="Times New Roman" w:cs="Times New Roman"/>
+          <w:b/>
+          <w:bCs/>
           <w:sz w:val="21"/>
           <w:szCs w:val="21"/>
         </w:rPr>
@@ -12154,10 +11674,22 @@
       <w:r>
         <w:rPr>
           <w:rFonts w:ascii="Times New Roman" w:hAnsi="Times New Roman" w:cs="Times New Roman"/>
-          <w:sz w:val="21"/>
-          <w:szCs w:val="21"/>
-        </w:rPr>
-        <w:t>}}</w:t>
+          <w:b/>
+          <w:bCs/>
+          <w:sz w:val="21"/>
+          <w:szCs w:val="21"/>
+        </w:rPr>
+        <w:t xml:space="preserve">}} </w:t>
+      </w:r>
+      <w:r>
+        <w:rPr>
+          <w:rFonts w:ascii="Times New Roman" w:hAnsi="Times New Roman" w:cs="Times New Roman"/>
+          <w:b/>
+          <w:bCs/>
+          <w:sz w:val="21"/>
+          <w:szCs w:val="21"/>
+        </w:rPr>
+        <w:t>коп.,</w:t>
       </w:r>
       <w:r>
         <w:rPr>
@@ -12173,33 +11705,7 @@
           <w:sz w:val="21"/>
           <w:szCs w:val="21"/>
         </w:rPr>
-        <w:t xml:space="preserve">коп., </w:t>
-      </w:r>
-      <w:r>
-        <w:rPr>
-          <w:rFonts w:ascii="Times New Roman" w:hAnsi="Times New Roman" w:cs="Times New Roman"/>
-          <w:sz w:val="21"/>
-          <w:szCs w:val="21"/>
-        </w:rPr>
-        <w:t xml:space="preserve">НДС не облагается на основании </w:t>
-      </w:r>
-      <w:proofErr w:type="spellStart"/>
-      <w:r>
-        <w:rPr>
-          <w:rFonts w:ascii="Times New Roman" w:hAnsi="Times New Roman" w:cs="Times New Roman"/>
-          <w:sz w:val="21"/>
-          <w:szCs w:val="21"/>
-        </w:rPr>
-        <w:t>пп</w:t>
-      </w:r>
-      <w:proofErr w:type="spellEnd"/>
-      <w:r>
-        <w:rPr>
-          <w:rFonts w:ascii="Times New Roman" w:hAnsi="Times New Roman" w:cs="Times New Roman"/>
-          <w:sz w:val="21"/>
-          <w:szCs w:val="21"/>
-        </w:rPr>
-        <w:t>. 26 п. 2 ст. 149 Налогового кодекса Российской Федерации</w:t>
+        <w:t>НДС не облагается на основании пп. 26 п. 2 ст. 149 Налогового кодекса Российской Федерации</w:t>
       </w:r>
       <w:r>
         <w:rPr>
@@ -12966,22 +12472,18 @@
       <w:r>
         <w:rPr>
           <w:rFonts w:ascii="Times New Roman" w:hAnsi="Times New Roman" w:cs="Times New Roman"/>
-          <w:sz w:val="21"/>
-          <w:szCs w:val="21"/>
-        </w:rPr>
-        <w:t>{{TOTAL_SUM_NUM</w:t>
-      </w:r>
-      <w:r>
-        <w:rPr>
-          <w:rFonts w:ascii="Times New Roman" w:hAnsi="Times New Roman" w:cs="Times New Roman"/>
-          <w:sz w:val="21"/>
-          <w:szCs w:val="21"/>
-        </w:rPr>
-        <w:t>_</w:t>
-      </w:r>
-      <w:r>
-        <w:rPr>
-          <w:rFonts w:ascii="Times New Roman" w:hAnsi="Times New Roman" w:cs="Times New Roman"/>
+          <w:b/>
+          <w:bCs/>
+          <w:sz w:val="21"/>
+          <w:szCs w:val="21"/>
+        </w:rPr>
+        <w:t>{{TOTAL_SUM_NUM_</w:t>
+      </w:r>
+      <w:r>
+        <w:rPr>
+          <w:rFonts w:ascii="Times New Roman" w:hAnsi="Times New Roman" w:cs="Times New Roman"/>
+          <w:b/>
+          <w:bCs/>
           <w:sz w:val="21"/>
           <w:szCs w:val="21"/>
         </w:rPr>
@@ -12990,10 +12492,82 @@
       <w:r>
         <w:rPr>
           <w:rFonts w:ascii="Times New Roman" w:hAnsi="Times New Roman" w:cs="Times New Roman"/>
-          <w:sz w:val="21"/>
-          <w:szCs w:val="21"/>
-        </w:rPr>
-        <w:t>}}</w:t>
+          <w:b/>
+          <w:bCs/>
+          <w:sz w:val="21"/>
+          <w:szCs w:val="21"/>
+        </w:rPr>
+        <w:t>}} ({{TOTAL_SUM_WORDS_</w:t>
+      </w:r>
+      <w:r>
+        <w:rPr>
+          <w:rFonts w:ascii="Times New Roman" w:hAnsi="Times New Roman" w:cs="Times New Roman"/>
+          <w:b/>
+          <w:bCs/>
+          <w:sz w:val="21"/>
+          <w:szCs w:val="21"/>
+        </w:rPr>
+        <w:t>2</w:t>
+      </w:r>
+      <w:r>
+        <w:rPr>
+          <w:rFonts w:ascii="Times New Roman" w:hAnsi="Times New Roman" w:cs="Times New Roman"/>
+          <w:b/>
+          <w:bCs/>
+          <w:sz w:val="21"/>
+          <w:szCs w:val="21"/>
+        </w:rPr>
+        <w:t xml:space="preserve">}}) </w:t>
+      </w:r>
+      <w:r>
+        <w:rPr>
+          <w:rFonts w:ascii="Times New Roman" w:hAnsi="Times New Roman" w:cs="Times New Roman"/>
+          <w:b/>
+          <w:bCs/>
+          <w:sz w:val="21"/>
+          <w:szCs w:val="21"/>
+        </w:rPr>
+        <w:t xml:space="preserve">руб. </w:t>
+      </w:r>
+      <w:r>
+        <w:rPr>
+          <w:rFonts w:ascii="Times New Roman" w:hAnsi="Times New Roman" w:cs="Times New Roman"/>
+          <w:b/>
+          <w:bCs/>
+          <w:sz w:val="21"/>
+          <w:szCs w:val="21"/>
+        </w:rPr>
+        <w:t>{{TOTAL_KOP_</w:t>
+      </w:r>
+      <w:r>
+        <w:rPr>
+          <w:rFonts w:ascii="Times New Roman" w:hAnsi="Times New Roman" w:cs="Times New Roman"/>
+          <w:b/>
+          <w:bCs/>
+          <w:sz w:val="21"/>
+          <w:szCs w:val="21"/>
+        </w:rPr>
+        <w:t>2</w:t>
+      </w:r>
+      <w:r>
+        <w:rPr>
+          <w:rFonts w:ascii="Times New Roman" w:hAnsi="Times New Roman" w:cs="Times New Roman"/>
+          <w:b/>
+          <w:bCs/>
+          <w:sz w:val="21"/>
+          <w:szCs w:val="21"/>
+        </w:rPr>
+        <w:t xml:space="preserve">}} </w:t>
+      </w:r>
+      <w:r>
+        <w:rPr>
+          <w:rFonts w:ascii="Times New Roman" w:hAnsi="Times New Roman" w:cs="Times New Roman"/>
+          <w:b/>
+          <w:bCs/>
+          <w:sz w:val="21"/>
+          <w:szCs w:val="21"/>
+        </w:rPr>
+        <w:t>коп.,</w:t>
       </w:r>
       <w:r>
         <w:rPr>
@@ -13009,121 +12583,7 @@
           <w:sz w:val="21"/>
           <w:szCs w:val="21"/>
         </w:rPr>
-        <w:t>({{TOTAL_SUM_WORDS</w:t>
-      </w:r>
-      <w:r>
-        <w:rPr>
-          <w:rFonts w:ascii="Times New Roman" w:hAnsi="Times New Roman" w:cs="Times New Roman"/>
-          <w:sz w:val="21"/>
-          <w:szCs w:val="21"/>
-        </w:rPr>
-        <w:t>_</w:t>
-      </w:r>
-      <w:r>
-        <w:rPr>
-          <w:rFonts w:ascii="Times New Roman" w:hAnsi="Times New Roman" w:cs="Times New Roman"/>
-          <w:sz w:val="21"/>
-          <w:szCs w:val="21"/>
-        </w:rPr>
-        <w:t>2</w:t>
-      </w:r>
-      <w:r>
-        <w:rPr>
-          <w:rFonts w:ascii="Times New Roman" w:hAnsi="Times New Roman" w:cs="Times New Roman"/>
-          <w:sz w:val="21"/>
-          <w:szCs w:val="21"/>
-        </w:rPr>
-        <w:t>}})</w:t>
-      </w:r>
-      <w:r>
-        <w:rPr>
-          <w:rFonts w:ascii="Times New Roman" w:hAnsi="Times New Roman" w:cs="Times New Roman"/>
-          <w:sz w:val="21"/>
-          <w:szCs w:val="21"/>
-        </w:rPr>
-        <w:t xml:space="preserve"> </w:t>
-      </w:r>
-      <w:r>
-        <w:rPr>
-          <w:rFonts w:ascii="Times New Roman" w:hAnsi="Times New Roman" w:cs="Times New Roman"/>
-          <w:sz w:val="21"/>
-          <w:szCs w:val="21"/>
-        </w:rPr>
-        <w:t xml:space="preserve">руб. </w:t>
-      </w:r>
-      <w:r>
-        <w:rPr>
-          <w:rFonts w:ascii="Times New Roman" w:hAnsi="Times New Roman" w:cs="Times New Roman"/>
-          <w:sz w:val="21"/>
-          <w:szCs w:val="21"/>
-        </w:rPr>
-        <w:t>{{TOTAL_KOP</w:t>
-      </w:r>
-      <w:r>
-        <w:rPr>
-          <w:rFonts w:ascii="Times New Roman" w:hAnsi="Times New Roman" w:cs="Times New Roman"/>
-          <w:sz w:val="21"/>
-          <w:szCs w:val="21"/>
-        </w:rPr>
-        <w:t>_</w:t>
-      </w:r>
-      <w:r>
-        <w:rPr>
-          <w:rFonts w:ascii="Times New Roman" w:hAnsi="Times New Roman" w:cs="Times New Roman"/>
-          <w:sz w:val="21"/>
-          <w:szCs w:val="21"/>
-        </w:rPr>
-        <w:t>2</w:t>
-      </w:r>
-      <w:r>
-        <w:rPr>
-          <w:rFonts w:ascii="Times New Roman" w:hAnsi="Times New Roman" w:cs="Times New Roman"/>
-          <w:sz w:val="21"/>
-          <w:szCs w:val="21"/>
-        </w:rPr>
-        <w:t>}}</w:t>
-      </w:r>
-      <w:r>
-        <w:rPr>
-          <w:rFonts w:ascii="Times New Roman" w:hAnsi="Times New Roman" w:cs="Times New Roman"/>
-          <w:sz w:val="21"/>
-          <w:szCs w:val="21"/>
-        </w:rPr>
-        <w:t xml:space="preserve"> </w:t>
-      </w:r>
-      <w:r>
-        <w:rPr>
-          <w:rFonts w:ascii="Times New Roman" w:hAnsi="Times New Roman" w:cs="Times New Roman"/>
-          <w:sz w:val="21"/>
-          <w:szCs w:val="21"/>
-        </w:rPr>
-        <w:t xml:space="preserve">коп., </w:t>
-      </w:r>
-      <w:r>
-        <w:rPr>
-          <w:rFonts w:ascii="Times New Roman" w:hAnsi="Times New Roman" w:cs="Times New Roman"/>
-          <w:sz w:val="21"/>
-          <w:szCs w:val="21"/>
-        </w:rPr>
-        <w:t xml:space="preserve">НДС не облагается на основании </w:t>
-      </w:r>
-      <w:proofErr w:type="spellStart"/>
-      <w:r>
-        <w:rPr>
-          <w:rFonts w:ascii="Times New Roman" w:hAnsi="Times New Roman" w:cs="Times New Roman"/>
-          <w:sz w:val="21"/>
-          <w:szCs w:val="21"/>
-        </w:rPr>
-        <w:t>пп</w:t>
-      </w:r>
-      <w:proofErr w:type="spellEnd"/>
-      <w:r>
-        <w:rPr>
-          <w:rFonts w:ascii="Times New Roman" w:hAnsi="Times New Roman" w:cs="Times New Roman"/>
-          <w:sz w:val="21"/>
-          <w:szCs w:val="21"/>
-        </w:rPr>
-        <w:t>. 26 п. 2 ст. 149 Налогового кодекса Российской Федерации</w:t>
+        <w:t>НДС не облагается на основании пп. 26 п. 2 ст. 149 Налогового кодекса Российской Федерации</w:t>
       </w:r>
       <w:r>
         <w:rPr>
@@ -15312,33 +14772,15 @@
           <w:sz w:val="21"/>
           <w:szCs w:val="21"/>
         </w:rPr>
-        <w:t xml:space="preserve">  </w:t>
-      </w:r>
-      <w:proofErr w:type="gramStart"/>
-      <w:r>
-        <w:rPr>
-          <w:rFonts w:ascii="Times New Roman" w:hAnsi="Times New Roman" w:cs="Times New Roman"/>
-          <w:sz w:val="21"/>
-          <w:szCs w:val="21"/>
-        </w:rPr>
-        <w:t xml:space="preserve"> </w:t>
-      </w:r>
-      <w:r>
-        <w:rPr>
-          <w:rFonts w:ascii="Times New Roman" w:hAnsi="Times New Roman" w:cs="Times New Roman"/>
-          <w:sz w:val="21"/>
-          <w:szCs w:val="21"/>
-        </w:rPr>
-        <w:t xml:space="preserve">  «</w:t>
-      </w:r>
-      <w:proofErr w:type="gramEnd"/>
-      <w:r>
-        <w:rPr>
-          <w:rFonts w:ascii="Times New Roman" w:hAnsi="Times New Roman" w:cs="Times New Roman"/>
-          <w:sz w:val="21"/>
-          <w:szCs w:val="21"/>
-        </w:rPr>
-        <w:t>__»</w:t>
+        <w:t xml:space="preserve">   </w:t>
+      </w:r>
+      <w:r>
+        <w:rPr>
+          <w:rFonts w:ascii="Times New Roman" w:hAnsi="Times New Roman" w:cs="Times New Roman"/>
+          <w:sz w:val="21"/>
+          <w:szCs w:val="21"/>
+        </w:rPr>
+        <w:t xml:space="preserve">  «__»</w:t>
       </w:r>
       <w:r>
         <w:rPr>
@@ -15408,9 +14850,16 @@
           <w:sz w:val="21"/>
           <w:szCs w:val="21"/>
         </w:rPr>
-        <w:t>Общество с ограниченной ответственностью «</w:t>
-      </w:r>
-      <w:proofErr w:type="spellStart"/>
+        <w:t>Общество с ограниченной ответственностью «ФорМакс»</w:t>
+      </w:r>
+      <w:r>
+        <w:rPr>
+          <w:rFonts w:ascii="Times New Roman" w:eastAsia="Times New Roman" w:hAnsi="Times New Roman" w:cs="Times New Roman"/>
+          <w:sz w:val="21"/>
+          <w:szCs w:val="21"/>
+        </w:rPr>
+        <w:t xml:space="preserve">, именуемое в дальнейшем </w:t>
+      </w:r>
       <w:r>
         <w:rPr>
           <w:rFonts w:ascii="Times New Roman" w:eastAsia="Times New Roman" w:hAnsi="Times New Roman" w:cs="Times New Roman"/>
@@ -15418,33 +14867,6 @@
           <w:sz w:val="21"/>
           <w:szCs w:val="21"/>
         </w:rPr>
-        <w:t>ФорМакс</w:t>
-      </w:r>
-      <w:proofErr w:type="spellEnd"/>
-      <w:r>
-        <w:rPr>
-          <w:rFonts w:ascii="Times New Roman" w:eastAsia="Times New Roman" w:hAnsi="Times New Roman" w:cs="Times New Roman"/>
-          <w:b/>
-          <w:sz w:val="21"/>
-          <w:szCs w:val="21"/>
-        </w:rPr>
-        <w:t>»</w:t>
-      </w:r>
-      <w:r>
-        <w:rPr>
-          <w:rFonts w:ascii="Times New Roman" w:eastAsia="Times New Roman" w:hAnsi="Times New Roman" w:cs="Times New Roman"/>
-          <w:sz w:val="21"/>
-          <w:szCs w:val="21"/>
-        </w:rPr>
-        <w:t xml:space="preserve">, именуемое в дальнейшем </w:t>
-      </w:r>
-      <w:r>
-        <w:rPr>
-          <w:rFonts w:ascii="Times New Roman" w:eastAsia="Times New Roman" w:hAnsi="Times New Roman" w:cs="Times New Roman"/>
-          <w:b/>
-          <w:sz w:val="21"/>
-          <w:szCs w:val="21"/>
-        </w:rPr>
         <w:t>«Лицензиар»</w:t>
       </w:r>
       <w:r>
@@ -15453,25 +14875,7 @@
           <w:sz w:val="21"/>
           <w:szCs w:val="21"/>
         </w:rPr>
-        <w:t xml:space="preserve">, в лице ______________________________________________, </w:t>
-      </w:r>
-      <w:proofErr w:type="spellStart"/>
-      <w:r>
-        <w:rPr>
-          <w:rFonts w:ascii="Times New Roman" w:eastAsia="Times New Roman" w:hAnsi="Times New Roman" w:cs="Times New Roman"/>
-          <w:sz w:val="21"/>
-          <w:szCs w:val="21"/>
-        </w:rPr>
-        <w:t>действующе</w:t>
-      </w:r>
-      <w:proofErr w:type="spellEnd"/>
-      <w:r>
-        <w:rPr>
-          <w:rFonts w:ascii="Times New Roman" w:eastAsia="Times New Roman" w:hAnsi="Times New Roman" w:cs="Times New Roman"/>
-          <w:sz w:val="21"/>
-          <w:szCs w:val="21"/>
-        </w:rPr>
-        <w:t xml:space="preserve">__ на основании _________________, с одной стороны, и </w:t>
+        <w:t xml:space="preserve">, в лице ______________________________________________, действующе__ на основании _________________, с одной стороны, и </w:t>
       </w:r>
     </w:p>
     <w:p>
@@ -15499,7 +14903,7 @@
           <w:sz w:val="21"/>
           <w:szCs w:val="21"/>
         </w:rPr>
-        <w:t>Индивидуальный предприниматель _____________________________________</w:t>
+        <w:t>_____________________________________</w:t>
       </w:r>
       <w:r>
         <w:rPr>
@@ -15629,8 +15033,6 @@
         </w:rPr>
         <w:t>(далее по тексту соответственно – «Акт» и «Договор») о нижеследующем</w:t>
       </w:r>
-      <w:bookmarkStart w:id="0" w:name="_GoBack"/>
-      <w:bookmarkEnd w:id="0"/>
       <w:r>
         <w:rPr>
           <w:rFonts w:ascii="Times New Roman" w:hAnsi="Times New Roman" w:cs="Times New Roman"/>
@@ -17326,40 +16728,8 @@
 </w:document>
 </file>
 
-<file path=word/commentsExtensible.xml><?xml version="1.0" encoding="utf-8"?>
-<w16cex:commentsExtensible xmlns:wpc="http://schemas.microsoft.com/office/word/2010/wordprocessingCanvas" xmlns:cx="http://schemas.microsoft.com/office/drawing/2014/chartex" xmlns:cx1="http://schemas.microsoft.com/office/drawing/2015/9/8/chartex" xmlns:cx2="http://schemas.microsoft.com/office/drawing/2015/10/21/chartex" xmlns:cx3="http://schemas.microsoft.com/office/drawing/2016/5/9/chartex" xmlns:cx4="http://schemas.microsoft.com/office/drawing/2016/5/10/chartex" xmlns:cx5="http://schemas.microsoft.com/office/drawing/2016/5/11/chartex" xmlns:cx6="http://schemas.microsoft.com/office/drawing/2016/5/12/chartex" xmlns:cx7="http://schemas.microsoft.com/office/drawing/2016/5/13/chartex" xmlns:cx8="http://schemas.microsoft.com/office/drawing/2016/5/14/chartex" xmlns:cr="http://schemas.microsoft.com/office/comments/2020/reactions" xmlns:mc="http://schemas.openxmlformats.org/markup-compatibility/2006" xmlns:aink="http://schemas.microsoft.com/office/drawing/2016/ink" xmlns:am3d="http://schemas.microsoft.com/office/drawing/2017/model3d" xmlns:o="urn:schemas-microsoft-com:office:office" xmlns:oel="http://schemas.microsoft.com/office/2019/extlst" xmlns:r="http://schemas.openxmlformats.org/officeDocument/2006/relationships" xmlns:m="http://schemas.openxmlformats.org/officeDocument/2006/math" xmlns:v="urn:schemas-microsoft-com:vml" xmlns:wp14="http://schemas.microsoft.com/office/word/2010/wordprocessingDrawing" xmlns:wp="http://schemas.openxmlformats.org/drawingml/2006/wordprocessingDrawing" xmlns:w10="urn:schemas-microsoft-com:office:word" xmlns:w="http://schemas.openxmlformats.org/wordprocessingml/2006/main" xmlns:w14="http://schemas.microsoft.com/office/word/2010/wordml" xmlns:w15="http://schemas.microsoft.com/office/word/2012/wordml" xmlns:w16cex="http://schemas.microsoft.com/office/word/2018/wordml/cex" xmlns:w16cid="http://schemas.microsoft.com/office/word/2016/wordml/cid" xmlns:w16="http://schemas.microsoft.com/office/word/2018/wordml" xmlns:w16du="http://schemas.microsoft.com/office/word/2023/wordml/word16du" xmlns:w16sdtdh="http://schemas.microsoft.com/office/word/2020/wordml/sdtdatahash" xmlns:w16sdtfl="http://schemas.microsoft.com/office/word/2024/wordml/sdtformatlock" xmlns:w16se="http://schemas.microsoft.com/office/word/2015/wordml/symex" xmlns:wpg="http://schemas.microsoft.com/office/word/2010/wordprocessingGroup" xmlns:wpi="http://schemas.microsoft.com/office/word/2010/wordprocessingInk" xmlns:wne="http://schemas.microsoft.com/office/word/2006/wordml" xmlns:wps="http://schemas.microsoft.com/office/word/2010/wordprocessingShape" mc:Ignorable="w14 w15 w16se w16cid w16 w16cex w16sdtdh w16sdtfl cr w16du wp14">
-  <w16cex:commentExtensible w16cex:durableId="2D078F3B" w16cex:dateUtc="2026-01-06T10:40:00Z"/>
-  <w16cex:commentExtensible w16cex:durableId="2845554D" w16cex:dateUtc="2023-06-27T09:32:00Z"/>
-  <w16cex:commentExtensible w16cex:durableId="2D078F4B" w16cex:dateUtc="2026-01-06T10:40:00Z"/>
-  <w16cex:commentExtensible w16cex:durableId="294A69B5" w16cex:dateUtc="2024-01-11T10:20:00Z"/>
-  <w16cex:commentExtensible w16cex:durableId="35989117" w16cex:dateUtc="2026-01-06T14:04:00Z"/>
-  <w16cex:commentExtensible w16cex:durableId="02BBE2CC" w16cex:dateUtc="2026-01-06T14:04:00Z"/>
-  <w16cex:commentExtensible w16cex:durableId="79825A3E" w16cex:dateUtc="2026-01-06T14:05:00Z"/>
-  <w16cex:commentExtensible w16cex:durableId="671BDBE8" w16cex:dateUtc="2026-01-06T14:05:00Z"/>
-  <w16cex:commentExtensible w16cex:durableId="671CC9B5" w16cex:dateUtc="2026-01-06T14:05:00Z"/>
-</w16cex:commentsExtensible>
-</file>
-
-<file path=word/commentsIds.xml><?xml version="1.0" encoding="utf-8"?>
-<w16cid:commentsIds xmlns:wpc="http://schemas.microsoft.com/office/word/2010/wordprocessingCanvas" xmlns:cx="http://schemas.microsoft.com/office/drawing/2014/chartex" xmlns:cx1="http://schemas.microsoft.com/office/drawing/2015/9/8/chartex" xmlns:cx2="http://schemas.microsoft.com/office/drawing/2015/10/21/chartex" xmlns:cx3="http://schemas.microsoft.com/office/drawing/2016/5/9/chartex" xmlns:cx4="http://schemas.microsoft.com/office/drawing/2016/5/10/chartex" xmlns:cx5="http://schemas.microsoft.com/office/drawing/2016/5/11/chartex" xmlns:cx6="http://schemas.microsoft.com/office/drawing/2016/5/12/chartex" xmlns:cx7="http://schemas.microsoft.com/office/drawing/2016/5/13/chartex" xmlns:cx8="http://schemas.microsoft.com/office/drawing/2016/5/14/chartex" xmlns:mc="http://schemas.openxmlformats.org/markup-compatibility/2006" xmlns:aink="http://schemas.microsoft.com/office/drawing/2016/ink" xmlns:am3d="http://schemas.microsoft.com/office/drawing/2017/model3d" xmlns:o="urn:schemas-microsoft-com:office:office" xmlns:oel="http://schemas.microsoft.com/office/2019/extlst" xmlns:r="http://schemas.openxmlformats.org/officeDocument/2006/relationships" xmlns:m="http://schemas.openxmlformats.org/officeDocument/2006/math" xmlns:v="urn:schemas-microsoft-com:vml" xmlns:wp14="http://schemas.microsoft.com/office/word/2010/wordprocessingDrawing" xmlns:wp="http://schemas.openxmlformats.org/drawingml/2006/wordprocessingDrawing" xmlns:w10="urn:schemas-microsoft-com:office:word" xmlns:w="http://schemas.openxmlformats.org/wordprocessingml/2006/main" xmlns:w14="http://schemas.microsoft.com/office/word/2010/wordml" xmlns:w15="http://schemas.microsoft.com/office/word/2012/wordml" xmlns:w16cex="http://schemas.microsoft.com/office/word/2018/wordml/cex" xmlns:w16cid="http://schemas.microsoft.com/office/word/2016/wordml/cid" xmlns:w16="http://schemas.microsoft.com/office/word/2018/wordml" xmlns:w16du="http://schemas.microsoft.com/office/word/2023/wordml/word16du" xmlns:w16sdtdh="http://schemas.microsoft.com/office/word/2020/wordml/sdtdatahash" xmlns:w16sdtfl="http://schemas.microsoft.com/office/word/2024/wordml/sdtformatlock" xmlns:w16se="http://schemas.microsoft.com/office/word/2015/wordml/symex" xmlns:wpg="http://schemas.microsoft.com/office/word/2010/wordprocessingGroup" xmlns:wpi="http://schemas.microsoft.com/office/word/2010/wordprocessingInk" xmlns:wne="http://schemas.microsoft.com/office/word/2006/wordml" xmlns:wps="http://schemas.microsoft.com/office/word/2010/wordprocessingShape" mc:Ignorable="w14 w15 w16se w16cid w16 w16cex w16sdtdh w16sdtfl w16du wp14">
-  <w16cid:commentId w16cid:paraId="067F6FB1" w16cid:durableId="23E92CC3"/>
-  <w16cid:commentId w16cid:paraId="0F04F7E5" w16cid:durableId="284553A2"/>
-  <w16cid:commentId w16cid:paraId="1430618C" w16cid:durableId="2D078F3B"/>
-  <w16cid:commentId w16cid:paraId="2D918919" w16cid:durableId="2845554D"/>
-  <w16cid:commentId w16cid:paraId="236ED20F" w16cid:durableId="284553A3"/>
-  <w16cid:commentId w16cid:paraId="6E75B297" w16cid:durableId="2D078F4B"/>
-  <w16cid:commentId w16cid:paraId="629C3D16" w16cid:durableId="284553A4"/>
-  <w16cid:commentId w16cid:paraId="0E827D7E" w16cid:durableId="294A69B5"/>
-  <w16cid:commentId w16cid:paraId="64FE79F8" w16cid:durableId="35989117"/>
-  <w16cid:commentId w16cid:paraId="1939E3F7" w16cid:durableId="02BBE2CC"/>
-  <w16cid:commentId w16cid:paraId="5C4B4245" w16cid:durableId="79825A3E"/>
-  <w16cid:commentId w16cid:paraId="6DF47987" w16cid:durableId="671BDBE8"/>
-  <w16cid:commentId w16cid:paraId="51ED678C" w16cid:durableId="671CC9B5"/>
-</w16cid:commentsIds>
-</file>
-
 <file path=word/endnotes.xml><?xml version="1.0" encoding="utf-8"?>
-<w:endnotes xmlns:wpc="http://schemas.microsoft.com/office/word/2010/wordprocessingCanvas" xmlns:cx="http://schemas.microsoft.com/office/drawing/2014/chartex" xmlns:cx1="http://schemas.microsoft.com/office/drawing/2015/9/8/chartex" xmlns:mc="http://schemas.openxmlformats.org/markup-compatibility/2006" xmlns:o="urn:schemas-microsoft-com:office:office" xmlns:r="http://schemas.openxmlformats.org/officeDocument/2006/relationships" xmlns:m="http://schemas.openxmlformats.org/officeDocument/2006/math" xmlns:v="urn:schemas-microsoft-com:vml" xmlns:wp14="http://schemas.microsoft.com/office/word/2010/wordprocessingDrawing" xmlns:wp="http://schemas.openxmlformats.org/drawingml/2006/wordprocessingDrawing" xmlns:w10="urn:schemas-microsoft-com:office:word" xmlns:w="http://schemas.openxmlformats.org/wordprocessingml/2006/main" xmlns:w14="http://schemas.microsoft.com/office/word/2010/wordml" xmlns:w15="http://schemas.microsoft.com/office/word/2012/wordml" xmlns:w16se="http://schemas.microsoft.com/office/word/2015/wordml/symex" xmlns:wpg="http://schemas.microsoft.com/office/word/2010/wordprocessingGroup" xmlns:wpi="http://schemas.microsoft.com/office/word/2010/wordprocessingInk" xmlns:wne="http://schemas.microsoft.com/office/word/2006/wordml" xmlns:wps="http://schemas.microsoft.com/office/word/2010/wordprocessingShape" mc:Ignorable="w14 w15 w16se wp14">
+<w:endnotes xmlns:wpc="http://schemas.microsoft.com/office/word/2010/wordprocessingCanvas" xmlns:cx="http://schemas.microsoft.com/office/drawing/2014/chartex" xmlns:cx1="http://schemas.microsoft.com/office/drawing/2015/9/8/chartex" xmlns:cx2="http://schemas.microsoft.com/office/drawing/2015/10/21/chartex" xmlns:cx3="http://schemas.microsoft.com/office/drawing/2016/5/9/chartex" xmlns:cx4="http://schemas.microsoft.com/office/drawing/2016/5/10/chartex" xmlns:cx5="http://schemas.microsoft.com/office/drawing/2016/5/11/chartex" xmlns:cx6="http://schemas.microsoft.com/office/drawing/2016/5/12/chartex" xmlns:cx7="http://schemas.microsoft.com/office/drawing/2016/5/13/chartex" xmlns:cx8="http://schemas.microsoft.com/office/drawing/2016/5/14/chartex" xmlns:mc="http://schemas.openxmlformats.org/markup-compatibility/2006" xmlns:aink="http://schemas.microsoft.com/office/drawing/2016/ink" xmlns:am3d="http://schemas.microsoft.com/office/drawing/2017/model3d" xmlns:o="urn:schemas-microsoft-com:office:office" xmlns:oel="http://schemas.microsoft.com/office/2019/extlst" xmlns:r="http://schemas.openxmlformats.org/officeDocument/2006/relationships" xmlns:m="http://schemas.openxmlformats.org/officeDocument/2006/math" xmlns:v="urn:schemas-microsoft-com:vml" xmlns:wp14="http://schemas.microsoft.com/office/word/2010/wordprocessingDrawing" xmlns:wp="http://schemas.openxmlformats.org/drawingml/2006/wordprocessingDrawing" xmlns:w10="urn:schemas-microsoft-com:office:word" xmlns:w="http://schemas.openxmlformats.org/wordprocessingml/2006/main" xmlns:w14="http://schemas.microsoft.com/office/word/2010/wordml" xmlns:w15="http://schemas.microsoft.com/office/word/2012/wordml" xmlns:w16cex="http://schemas.microsoft.com/office/word/2018/wordml/cex" xmlns:w16cid="http://schemas.microsoft.com/office/word/2016/wordml/cid" xmlns:w16="http://schemas.microsoft.com/office/word/2018/wordml" xmlns:w16sdtdh="http://schemas.microsoft.com/office/word/2020/wordml/sdtdatahash" xmlns:w16se="http://schemas.microsoft.com/office/word/2015/wordml/symex" xmlns:wpg="http://schemas.microsoft.com/office/word/2010/wordprocessingGroup" xmlns:wpi="http://schemas.microsoft.com/office/word/2010/wordprocessingInk" xmlns:wne="http://schemas.microsoft.com/office/word/2006/wordml" xmlns:wps="http://schemas.microsoft.com/office/word/2010/wordprocessingShape" mc:Ignorable="w14 w15 w16se w16cid w16 w16cex w16sdtdh wp14">
   <w:endnote w:type="separator" w:id="-1">
     <w:p>
       <w:r>
@@ -17378,7 +16748,7 @@
 </file>
 
 <file path=word/footer1.xml><?xml version="1.0" encoding="utf-8"?>
-<w:ftr xmlns:wpc="http://schemas.microsoft.com/office/word/2010/wordprocessingCanvas" xmlns:cx="http://schemas.microsoft.com/office/drawing/2014/chartex" xmlns:cx1="http://schemas.microsoft.com/office/drawing/2015/9/8/chartex" xmlns:mc="http://schemas.openxmlformats.org/markup-compatibility/2006" xmlns:o="urn:schemas-microsoft-com:office:office" xmlns:r="http://schemas.openxmlformats.org/officeDocument/2006/relationships" xmlns:m="http://schemas.openxmlformats.org/officeDocument/2006/math" xmlns:v="urn:schemas-microsoft-com:vml" xmlns:wp14="http://schemas.microsoft.com/office/word/2010/wordprocessingDrawing" xmlns:wp="http://schemas.openxmlformats.org/drawingml/2006/wordprocessingDrawing" xmlns:w10="urn:schemas-microsoft-com:office:word" xmlns:w="http://schemas.openxmlformats.org/wordprocessingml/2006/main" xmlns:w14="http://schemas.microsoft.com/office/word/2010/wordml" xmlns:w15="http://schemas.microsoft.com/office/word/2012/wordml" xmlns:w16se="http://schemas.microsoft.com/office/word/2015/wordml/symex" xmlns:wpg="http://schemas.microsoft.com/office/word/2010/wordprocessingGroup" xmlns:wpi="http://schemas.microsoft.com/office/word/2010/wordprocessingInk" xmlns:wne="http://schemas.microsoft.com/office/word/2006/wordml" xmlns:wps="http://schemas.microsoft.com/office/word/2010/wordprocessingShape" mc:Ignorable="w14 w15 w16se wp14">
+<w:ftr xmlns:wpc="http://schemas.microsoft.com/office/word/2010/wordprocessingCanvas" xmlns:cx="http://schemas.microsoft.com/office/drawing/2014/chartex" xmlns:cx1="http://schemas.microsoft.com/office/drawing/2015/9/8/chartex" xmlns:cx2="http://schemas.microsoft.com/office/drawing/2015/10/21/chartex" xmlns:cx3="http://schemas.microsoft.com/office/drawing/2016/5/9/chartex" xmlns:cx4="http://schemas.microsoft.com/office/drawing/2016/5/10/chartex" xmlns:cx5="http://schemas.microsoft.com/office/drawing/2016/5/11/chartex" xmlns:cx6="http://schemas.microsoft.com/office/drawing/2016/5/12/chartex" xmlns:cx7="http://schemas.microsoft.com/office/drawing/2016/5/13/chartex" xmlns:cx8="http://schemas.microsoft.com/office/drawing/2016/5/14/chartex" xmlns:mc="http://schemas.openxmlformats.org/markup-compatibility/2006" xmlns:aink="http://schemas.microsoft.com/office/drawing/2016/ink" xmlns:am3d="http://schemas.microsoft.com/office/drawing/2017/model3d" xmlns:o="urn:schemas-microsoft-com:office:office" xmlns:oel="http://schemas.microsoft.com/office/2019/extlst" xmlns:r="http://schemas.openxmlformats.org/officeDocument/2006/relationships" xmlns:m="http://schemas.openxmlformats.org/officeDocument/2006/math" xmlns:v="urn:schemas-microsoft-com:vml" xmlns:wp14="http://schemas.microsoft.com/office/word/2010/wordprocessingDrawing" xmlns:wp="http://schemas.openxmlformats.org/drawingml/2006/wordprocessingDrawing" xmlns:w10="urn:schemas-microsoft-com:office:word" xmlns:w="http://schemas.openxmlformats.org/wordprocessingml/2006/main" xmlns:w14="http://schemas.microsoft.com/office/word/2010/wordml" xmlns:w15="http://schemas.microsoft.com/office/word/2012/wordml" xmlns:w16cex="http://schemas.microsoft.com/office/word/2018/wordml/cex" xmlns:w16cid="http://schemas.microsoft.com/office/word/2016/wordml/cid" xmlns:w16="http://schemas.microsoft.com/office/word/2018/wordml" xmlns:w16sdtdh="http://schemas.microsoft.com/office/word/2020/wordml/sdtdatahash" xmlns:w16se="http://schemas.microsoft.com/office/word/2015/wordml/symex" xmlns:wpg="http://schemas.microsoft.com/office/word/2010/wordprocessingGroup" xmlns:wpi="http://schemas.microsoft.com/office/word/2010/wordprocessingInk" xmlns:wne="http://schemas.microsoft.com/office/word/2006/wordml" xmlns:wps="http://schemas.microsoft.com/office/word/2010/wordprocessingShape" mc:Ignorable="w14 w15 w16se w16cid w16 w16cex w16sdtdh wp14">
   <w:p>
     <w:pPr>
       <w:pStyle w:val="af3"/>
@@ -17467,7 +16837,7 @@
 </file>
 
 <file path=word/footnotes.xml><?xml version="1.0" encoding="utf-8"?>
-<w:footnotes xmlns:wpc="http://schemas.microsoft.com/office/word/2010/wordprocessingCanvas" xmlns:cx="http://schemas.microsoft.com/office/drawing/2014/chartex" xmlns:cx1="http://schemas.microsoft.com/office/drawing/2015/9/8/chartex" xmlns:mc="http://schemas.openxmlformats.org/markup-compatibility/2006" xmlns:o="urn:schemas-microsoft-com:office:office" xmlns:r="http://schemas.openxmlformats.org/officeDocument/2006/relationships" xmlns:m="http://schemas.openxmlformats.org/officeDocument/2006/math" xmlns:v="urn:schemas-microsoft-com:vml" xmlns:wp14="http://schemas.microsoft.com/office/word/2010/wordprocessingDrawing" xmlns:wp="http://schemas.openxmlformats.org/drawingml/2006/wordprocessingDrawing" xmlns:w10="urn:schemas-microsoft-com:office:word" xmlns:w="http://schemas.openxmlformats.org/wordprocessingml/2006/main" xmlns:w14="http://schemas.microsoft.com/office/word/2010/wordml" xmlns:w15="http://schemas.microsoft.com/office/word/2012/wordml" xmlns:w16se="http://schemas.microsoft.com/office/word/2015/wordml/symex" xmlns:wpg="http://schemas.microsoft.com/office/word/2010/wordprocessingGroup" xmlns:wpi="http://schemas.microsoft.com/office/word/2010/wordprocessingInk" xmlns:wne="http://schemas.microsoft.com/office/word/2006/wordml" xmlns:wps="http://schemas.microsoft.com/office/word/2010/wordprocessingShape" mc:Ignorable="w14 w15 w16se wp14">
+<w:footnotes xmlns:wpc="http://schemas.microsoft.com/office/word/2010/wordprocessingCanvas" xmlns:cx="http://schemas.microsoft.com/office/drawing/2014/chartex" xmlns:cx1="http://schemas.microsoft.com/office/drawing/2015/9/8/chartex" xmlns:cx2="http://schemas.microsoft.com/office/drawing/2015/10/21/chartex" xmlns:cx3="http://schemas.microsoft.com/office/drawing/2016/5/9/chartex" xmlns:cx4="http://schemas.microsoft.com/office/drawing/2016/5/10/chartex" xmlns:cx5="http://schemas.microsoft.com/office/drawing/2016/5/11/chartex" xmlns:cx6="http://schemas.microsoft.com/office/drawing/2016/5/12/chartex" xmlns:cx7="http://schemas.microsoft.com/office/drawing/2016/5/13/chartex" xmlns:cx8="http://schemas.microsoft.com/office/drawing/2016/5/14/chartex" xmlns:mc="http://schemas.openxmlformats.org/markup-compatibility/2006" xmlns:aink="http://schemas.microsoft.com/office/drawing/2016/ink" xmlns:am3d="http://schemas.microsoft.com/office/drawing/2017/model3d" xmlns:o="urn:schemas-microsoft-com:office:office" xmlns:oel="http://schemas.microsoft.com/office/2019/extlst" xmlns:r="http://schemas.openxmlformats.org/officeDocument/2006/relationships" xmlns:m="http://schemas.openxmlformats.org/officeDocument/2006/math" xmlns:v="urn:schemas-microsoft-com:vml" xmlns:wp14="http://schemas.microsoft.com/office/word/2010/wordprocessingDrawing" xmlns:wp="http://schemas.openxmlformats.org/drawingml/2006/wordprocessingDrawing" xmlns:w10="urn:schemas-microsoft-com:office:word" xmlns:w="http://schemas.openxmlformats.org/wordprocessingml/2006/main" xmlns:w14="http://schemas.microsoft.com/office/word/2010/wordml" xmlns:w15="http://schemas.microsoft.com/office/word/2012/wordml" xmlns:w16cex="http://schemas.microsoft.com/office/word/2018/wordml/cex" xmlns:w16cid="http://schemas.microsoft.com/office/word/2016/wordml/cid" xmlns:w16="http://schemas.microsoft.com/office/word/2018/wordml" xmlns:w16sdtdh="http://schemas.microsoft.com/office/word/2020/wordml/sdtdatahash" xmlns:w16se="http://schemas.microsoft.com/office/word/2015/wordml/symex" xmlns:wpg="http://schemas.microsoft.com/office/word/2010/wordprocessingGroup" xmlns:wpi="http://schemas.microsoft.com/office/word/2010/wordprocessingInk" xmlns:wne="http://schemas.microsoft.com/office/word/2006/wordml" xmlns:wps="http://schemas.microsoft.com/office/word/2010/wordprocessingShape" mc:Ignorable="w14 w15 w16se w16cid w16 w16cex w16sdtdh wp14">
   <w:footnote w:type="separator" w:id="-1">
     <w:p>
       <w:r>
@@ -17486,7 +16856,7 @@
 </file>
 
 <file path=word/numbering.xml><?xml version="1.0" encoding="utf-8"?>
-<w:numbering xmlns:wpc="http://schemas.microsoft.com/office/word/2010/wordprocessingCanvas" xmlns:cx="http://schemas.microsoft.com/office/drawing/2014/chartex" xmlns:cx1="http://schemas.microsoft.com/office/drawing/2015/9/8/chartex" xmlns:mc="http://schemas.openxmlformats.org/markup-compatibility/2006" xmlns:o="urn:schemas-microsoft-com:office:office" xmlns:r="http://schemas.openxmlformats.org/officeDocument/2006/relationships" xmlns:m="http://schemas.openxmlformats.org/officeDocument/2006/math" xmlns:v="urn:schemas-microsoft-com:vml" xmlns:wp14="http://schemas.microsoft.com/office/word/2010/wordprocessingDrawing" xmlns:wp="http://schemas.openxmlformats.org/drawingml/2006/wordprocessingDrawing" xmlns:w10="urn:schemas-microsoft-com:office:word" xmlns:w="http://schemas.openxmlformats.org/wordprocessingml/2006/main" xmlns:w14="http://schemas.microsoft.com/office/word/2010/wordml" xmlns:w15="http://schemas.microsoft.com/office/word/2012/wordml" xmlns:w16se="http://schemas.microsoft.com/office/word/2015/wordml/symex" xmlns:wpg="http://schemas.microsoft.com/office/word/2010/wordprocessingGroup" xmlns:wpi="http://schemas.microsoft.com/office/word/2010/wordprocessingInk" xmlns:wne="http://schemas.microsoft.com/office/word/2006/wordml" xmlns:wps="http://schemas.microsoft.com/office/word/2010/wordprocessingShape" mc:Ignorable="w14 w15 w16se wp14">
+<w:numbering xmlns:wpc="http://schemas.microsoft.com/office/word/2010/wordprocessingCanvas" xmlns:cx="http://schemas.microsoft.com/office/drawing/2014/chartex" xmlns:cx1="http://schemas.microsoft.com/office/drawing/2015/9/8/chartex" xmlns:cx2="http://schemas.microsoft.com/office/drawing/2015/10/21/chartex" xmlns:cx3="http://schemas.microsoft.com/office/drawing/2016/5/9/chartex" xmlns:cx4="http://schemas.microsoft.com/office/drawing/2016/5/10/chartex" xmlns:cx5="http://schemas.microsoft.com/office/drawing/2016/5/11/chartex" xmlns:cx6="http://schemas.microsoft.com/office/drawing/2016/5/12/chartex" xmlns:cx7="http://schemas.microsoft.com/office/drawing/2016/5/13/chartex" xmlns:cx8="http://schemas.microsoft.com/office/drawing/2016/5/14/chartex" xmlns:mc="http://schemas.openxmlformats.org/markup-compatibility/2006" xmlns:aink="http://schemas.microsoft.com/office/drawing/2016/ink" xmlns:am3d="http://schemas.microsoft.com/office/drawing/2017/model3d" xmlns:o="urn:schemas-microsoft-com:office:office" xmlns:oel="http://schemas.microsoft.com/office/2019/extlst" xmlns:r="http://schemas.openxmlformats.org/officeDocument/2006/relationships" xmlns:m="http://schemas.openxmlformats.org/officeDocument/2006/math" xmlns:v="urn:schemas-microsoft-com:vml" xmlns:wp14="http://schemas.microsoft.com/office/word/2010/wordprocessingDrawing" xmlns:wp="http://schemas.openxmlformats.org/drawingml/2006/wordprocessingDrawing" xmlns:w10="urn:schemas-microsoft-com:office:word" xmlns:w="http://schemas.openxmlformats.org/wordprocessingml/2006/main" xmlns:w14="http://schemas.microsoft.com/office/word/2010/wordml" xmlns:w15="http://schemas.microsoft.com/office/word/2012/wordml" xmlns:w16cex="http://schemas.microsoft.com/office/word/2018/wordml/cex" xmlns:w16cid="http://schemas.microsoft.com/office/word/2016/wordml/cid" xmlns:w16="http://schemas.microsoft.com/office/word/2018/wordml" xmlns:w16sdtdh="http://schemas.microsoft.com/office/word/2020/wordml/sdtdatahash" xmlns:w16se="http://schemas.microsoft.com/office/word/2015/wordml/symex" xmlns:wpg="http://schemas.microsoft.com/office/word/2010/wordprocessingGroup" xmlns:wpi="http://schemas.microsoft.com/office/word/2010/wordprocessingInk" xmlns:wne="http://schemas.microsoft.com/office/word/2006/wordml" xmlns:wps="http://schemas.microsoft.com/office/word/2010/wordprocessingShape" mc:Ignorable="w14 w15 w16se w16cid w16 w16cex w16sdtdh wp14">
   <w:abstractNum w:abstractNumId="0" w15:restartNumberingAfterBreak="0">
     <w:nsid w:val="0AB8680B"/>
     <w:multiLevelType w:val="multilevel"/>
@@ -19055,46 +18425,46 @@
       </w:rPr>
     </w:lvl>
   </w:abstractNum>
-  <w:num w:numId="1">
+  <w:num w:numId="1" w16cid:durableId="637882367">
     <w:abstractNumId w:val="6"/>
   </w:num>
-  <w:num w:numId="2">
+  <w:num w:numId="2" w16cid:durableId="1185679664">
     <w:abstractNumId w:val="7"/>
   </w:num>
-  <w:num w:numId="3">
+  <w:num w:numId="3" w16cid:durableId="1528059430">
     <w:abstractNumId w:val="0"/>
   </w:num>
-  <w:num w:numId="4">
+  <w:num w:numId="4" w16cid:durableId="35476175">
     <w:abstractNumId w:val="13"/>
   </w:num>
-  <w:num w:numId="5">
+  <w:num w:numId="5" w16cid:durableId="494338718">
     <w:abstractNumId w:val="10"/>
   </w:num>
-  <w:num w:numId="6">
+  <w:num w:numId="6" w16cid:durableId="832451244">
     <w:abstractNumId w:val="11"/>
   </w:num>
-  <w:num w:numId="7">
+  <w:num w:numId="7" w16cid:durableId="1166285593">
     <w:abstractNumId w:val="12"/>
   </w:num>
-  <w:num w:numId="8">
+  <w:num w:numId="8" w16cid:durableId="554974822">
     <w:abstractNumId w:val="9"/>
   </w:num>
-  <w:num w:numId="9">
+  <w:num w:numId="9" w16cid:durableId="1382049411">
     <w:abstractNumId w:val="2"/>
   </w:num>
-  <w:num w:numId="10">
+  <w:num w:numId="10" w16cid:durableId="1827746061">
     <w:abstractNumId w:val="4"/>
   </w:num>
-  <w:num w:numId="11">
+  <w:num w:numId="11" w16cid:durableId="323290150">
     <w:abstractNumId w:val="5"/>
   </w:num>
-  <w:num w:numId="12">
+  <w:num w:numId="12" w16cid:durableId="427963667">
     <w:abstractNumId w:val="8"/>
   </w:num>
-  <w:num w:numId="13">
+  <w:num w:numId="13" w16cid:durableId="938876109">
     <w:abstractNumId w:val="1"/>
   </w:num>
-  <w:num w:numId="14">
+  <w:num w:numId="14" w16cid:durableId="923808281">
     <w:abstractNumId w:val="3"/>
     <w:lvlOverride w:ilvl="0">
       <w:startOverride w:val="3"/>
@@ -19128,7 +18498,7 @@
 </file>
 
 <file path=word/styles.xml><?xml version="1.0" encoding="utf-8"?>
-<w:styles xmlns:mc="http://schemas.openxmlformats.org/markup-compatibility/2006" xmlns:r="http://schemas.openxmlformats.org/officeDocument/2006/relationships" xmlns:w="http://schemas.openxmlformats.org/wordprocessingml/2006/main" xmlns:w14="http://schemas.microsoft.com/office/word/2010/wordml" xmlns:w15="http://schemas.microsoft.com/office/word/2012/wordml" xmlns:w16se="http://schemas.microsoft.com/office/word/2015/wordml/symex" mc:Ignorable="w14 w15 w16se">
+<w:styles xmlns:mc="http://schemas.openxmlformats.org/markup-compatibility/2006" xmlns:r="http://schemas.openxmlformats.org/officeDocument/2006/relationships" xmlns:w="http://schemas.openxmlformats.org/wordprocessingml/2006/main" xmlns:w14="http://schemas.microsoft.com/office/word/2010/wordml" xmlns:w15="http://schemas.microsoft.com/office/word/2012/wordml" xmlns:w16cex="http://schemas.microsoft.com/office/word/2018/wordml/cex" xmlns:w16cid="http://schemas.microsoft.com/office/word/2016/wordml/cid" xmlns:w16="http://schemas.microsoft.com/office/word/2018/wordml" xmlns:w16sdtdh="http://schemas.microsoft.com/office/word/2020/wordml/sdtdatahash" xmlns:w16se="http://schemas.microsoft.com/office/word/2015/wordml/symex" mc:Ignorable="w14 w15 w16se w16cid w16 w16cex w16sdtdh">
   <w:docDefaults>
     <w:rPrDefault>
       <w:rPr>
@@ -19138,7 +18508,7 @@
     </w:rPrDefault>
     <w:pPrDefault/>
   </w:docDefaults>
-  <w:latentStyles w:defLockedState="0" w:defUIPriority="99" w:defSemiHidden="0" w:defUnhideWhenUsed="0" w:defQFormat="0" w:count="371">
+  <w:latentStyles w:defLockedState="0" w:defUIPriority="99" w:defSemiHidden="0" w:defUnhideWhenUsed="0" w:defQFormat="0" w:count="376">
     <w:lsdException w:name="Normal" w:uiPriority="0" w:qFormat="1"/>
     <w:lsdException w:name="heading 1" w:uiPriority="9" w:qFormat="1"/>
     <w:lsdException w:name="heading 2" w:semiHidden="1" w:uiPriority="9" w:unhideWhenUsed="1" w:qFormat="1"/>
@@ -19510,6 +18880,11 @@
     <w:lsdException w:name="List Table 5 Dark Accent 6" w:uiPriority="50"/>
     <w:lsdException w:name="List Table 6 Colorful Accent 6" w:uiPriority="51"/>
     <w:lsdException w:name="List Table 7 Colorful Accent 6" w:uiPriority="52"/>
+    <w:lsdException w:name="Mention" w:semiHidden="1" w:unhideWhenUsed="1"/>
+    <w:lsdException w:name="Smart Hyperlink" w:semiHidden="1" w:unhideWhenUsed="1"/>
+    <w:lsdException w:name="Hashtag" w:semiHidden="1" w:unhideWhenUsed="1"/>
+    <w:lsdException w:name="Unresolved Mention" w:semiHidden="1" w:unhideWhenUsed="1"/>
+    <w:lsdException w:name="Smart Link" w:semiHidden="1" w:unhideWhenUsed="1"/>
   </w:latentStyles>
   <w:style w:type="paragraph" w:default="1" w:styleId="a">
     <w:name w:val="Normal"/>
@@ -19941,8 +19316,8 @@
     <w:semiHidden/>
     <w:rsid w:val="002D1C8D"/>
   </w:style>
-  <w:style w:type="character" w:customStyle="1" w:styleId="UnresolvedMention">
-    <w:name w:val="Unresolved Mention"/>
+  <w:style w:type="character" w:customStyle="1" w:styleId="10">
+    <w:name w:val="Неразрешенное упоминание1"/>
     <w:basedOn w:val="a0"/>
     <w:uiPriority w:val="99"/>
     <w:semiHidden/>
